--- a/public/abstracts/Michal_Marcinkowski.docx
+++ b/public/abstracts/Michal_Marcinkowski.docx
@@ -263,6 +263,7 @@
       <w:r>
         <w:rPr/>
         <w:t>adaptation to changing environmental conditions.</w:t>
+        <w:tab/>
       </w:r>
     </w:p>
     <w:sectPr>
